--- a/tables/table_S2/table_S2.docx
+++ b/tables/table_S2/table_S2.docx
@@ -448,6 +448,59 @@
             </w:r>
           </w:p>
         </w:tc>
+        <w:tc>
+          <w:tcPr>
+            <w:tcBorders>
+              <w:bottom w:val="single" w:sz="6" w:space="0" w:color="000000"/>
+              <w:top w:val="single" w:sz="6" w:space="0" w:color="000000"/>
+              <w:left w:val="none" w:sz="0" w:space="0" w:color="FFFFFF"/>
+              <w:right w:val="none" w:sz="0" w:space="0" w:color="FFFFFF"/>
+            </w:tcBorders>
+            <w:shd w:val="clear" w:color="auto" w:fill="FFFFFF"/>
+            <w:tcMar>
+              <w:top w:w="0" w:type="dxa"/>
+              <w:bottom w:w="0" w:type="dxa"/>
+              <w:left w:w="0" w:type="dxa"/>
+              <w:right w:w="0" w:type="dxa"/>
+            </w:tcMar>
+            <w:vAlign w:val="center"/>
+          </w:tcPr>
+          <w:p>
+            <w:pPr>
+              <w:pStyle w:val="Normal"/>
+              <w:jc w:val="center"/>
+              <w:pBdr>
+                <w:bottom w:val="none" w:sz="0" w:space="0" w:color="000000"/>
+                <w:top w:val="none" w:sz="0" w:space="0" w:color="000000"/>
+                <w:left w:val="none" w:sz="0" w:space="0" w:color="000000"/>
+                <w:right w:val="none" w:sz="0" w:space="0" w:color="000000"/>
+              </w:pBdr>
+              <w:spacing w:after="2" w:before="2" w:line="240"/>
+              <w:ind w:left="2" w:right="2" w:firstLine="0" w:firstLineChars="0"/>
+              <w:rPr>
+                <w:rFonts w:ascii="Times New Roman" w:hAnsi="Times New Roman" w:eastAsia="Times New Roman" w:cs="Times New Roman"/>
+                <w:i w:val="false"/>
+                <w:b w:val="true"/>
+                <w:u w:val="none"/>
+                <w:sz w:val="22"/>
+                <w:szCs w:val="22"/>
+                <w:color w:val="000000"/>
+              </w:rPr>
+            </w:pPr>
+            <w:r>
+              <w:rPr>
+                <w:rFonts w:ascii="Times New Roman" w:hAnsi="Times New Roman" w:eastAsia="Times New Roman" w:cs="Times New Roman"/>
+                <w:i w:val="false"/>
+                <w:b w:val="true"/>
+                <w:u w:val="none"/>
+                <w:sz w:val="22"/>
+                <w:szCs w:val="22"/>
+                <w:color w:val="000000"/>
+              </w:rPr>
+              <w:t xml:space="preserve">% Growth Inhib.</w:t>
+            </w:r>
+          </w:p>
+        </w:tc>
       </w:tr>
       <w:tr>
         <w:trPr>
@@ -879,6 +932,59 @@
             </w:r>
           </w:p>
         </w:tc>
+        <w:tc>
+          <w:tcPr>
+            <w:tcBorders>
+              <w:bottom w:val="none" w:sz="0" w:space="0" w:color="FFFFFF"/>
+              <w:top w:val="single" w:sz="6" w:space="0" w:color="000000"/>
+              <w:left w:val="none" w:sz="0" w:space="0" w:color="FFFFFF"/>
+              <w:right w:val="none" w:sz="0" w:space="0" w:color="FFFFFF"/>
+            </w:tcBorders>
+            <w:shd w:val="clear" w:color="auto" w:fill="FFFFFF"/>
+            <w:tcMar>
+              <w:top w:w="0" w:type="dxa"/>
+              <w:bottom w:w="0" w:type="dxa"/>
+              <w:left w:w="0" w:type="dxa"/>
+              <w:right w:w="0" w:type="dxa"/>
+            </w:tcMar>
+            <w:vAlign w:val="center"/>
+          </w:tcPr>
+          <w:p>
+            <w:pPr>
+              <w:pStyle w:val="Normal"/>
+              <w:jc w:val="center"/>
+              <w:pBdr>
+                <w:bottom w:val="none" w:sz="0" w:space="0" w:color="000000"/>
+                <w:top w:val="none" w:sz="0" w:space="0" w:color="000000"/>
+                <w:left w:val="none" w:sz="0" w:space="0" w:color="000000"/>
+                <w:right w:val="none" w:sz="0" w:space="0" w:color="000000"/>
+              </w:pBdr>
+              <w:spacing w:after="2" w:before="2" w:line="240"/>
+              <w:ind w:left="2" w:right="2" w:firstLine="0" w:firstLineChars="0"/>
+              <w:rPr>
+                <w:rFonts w:ascii="Times New Roman" w:hAnsi="Times New Roman" w:eastAsia="Times New Roman" w:cs="Times New Roman"/>
+                <w:i w:val="false"/>
+                <w:b w:val="false"/>
+                <w:u w:val="none"/>
+                <w:sz w:val="22"/>
+                <w:szCs w:val="22"/>
+                <w:color w:val="000000"/>
+              </w:rPr>
+            </w:pPr>
+            <w:r>
+              <w:rPr>
+                <w:rFonts w:ascii="Times New Roman" w:hAnsi="Times New Roman" w:eastAsia="Times New Roman" w:cs="Times New Roman"/>
+                <w:i w:val="false"/>
+                <w:b w:val="false"/>
+                <w:u w:val="none"/>
+                <w:sz w:val="22"/>
+                <w:szCs w:val="22"/>
+                <w:color w:val="000000"/>
+              </w:rPr>
+              <w:t xml:space="preserve">12.7 ± 11.5</w:t>
+            </w:r>
+          </w:p>
+        </w:tc>
       </w:tr>
       <w:tr>
         <w:trPr>
@@ -1310,6 +1416,59 @@
             </w:r>
           </w:p>
         </w:tc>
+        <w:tc>
+          <w:tcPr>
+            <w:tcBorders>
+              <w:bottom w:val="none" w:sz="0" w:space="0" w:color="FFFFFF"/>
+              <w:top w:val="none" w:sz="0" w:space="0" w:color="FFFFFF"/>
+              <w:left w:val="none" w:sz="0" w:space="0" w:color="FFFFFF"/>
+              <w:right w:val="none" w:sz="0" w:space="0" w:color="FFFFFF"/>
+            </w:tcBorders>
+            <w:shd w:val="clear" w:color="auto" w:fill="FFFFFF"/>
+            <w:tcMar>
+              <w:top w:w="0" w:type="dxa"/>
+              <w:bottom w:w="0" w:type="dxa"/>
+              <w:left w:w="0" w:type="dxa"/>
+              <w:right w:w="0" w:type="dxa"/>
+            </w:tcMar>
+            <w:vAlign w:val="center"/>
+          </w:tcPr>
+          <w:p>
+            <w:pPr>
+              <w:pStyle w:val="Normal"/>
+              <w:jc w:val="center"/>
+              <w:pBdr>
+                <w:bottom w:val="none" w:sz="0" w:space="0" w:color="000000"/>
+                <w:top w:val="none" w:sz="0" w:space="0" w:color="000000"/>
+                <w:left w:val="none" w:sz="0" w:space="0" w:color="000000"/>
+                <w:right w:val="none" w:sz="0" w:space="0" w:color="000000"/>
+              </w:pBdr>
+              <w:spacing w:after="2" w:before="2" w:line="240"/>
+              <w:ind w:left="2" w:right="2" w:firstLine="0" w:firstLineChars="0"/>
+              <w:rPr>
+                <w:rFonts w:ascii="Times New Roman" w:hAnsi="Times New Roman" w:eastAsia="Times New Roman" w:cs="Times New Roman"/>
+                <w:i w:val="false"/>
+                <w:b w:val="false"/>
+                <w:u w:val="none"/>
+                <w:sz w:val="22"/>
+                <w:szCs w:val="22"/>
+                <w:color w:val="000000"/>
+              </w:rPr>
+            </w:pPr>
+            <w:r>
+              <w:rPr>
+                <w:rFonts w:ascii="Times New Roman" w:hAnsi="Times New Roman" w:eastAsia="Times New Roman" w:cs="Times New Roman"/>
+                <w:i w:val="false"/>
+                <w:b w:val="false"/>
+                <w:u w:val="none"/>
+                <w:sz w:val="22"/>
+                <w:szCs w:val="22"/>
+                <w:color w:val="000000"/>
+              </w:rPr>
+              <w:t xml:space="preserve">20.2 ± 12.6</w:t>
+            </w:r>
+          </w:p>
+        </w:tc>
       </w:tr>
       <w:tr>
         <w:trPr>
@@ -1741,6 +1900,59 @@
             </w:r>
           </w:p>
         </w:tc>
+        <w:tc>
+          <w:tcPr>
+            <w:tcBorders>
+              <w:bottom w:val="none" w:sz="0" w:space="0" w:color="FFFFFF"/>
+              <w:top w:val="none" w:sz="0" w:space="0" w:color="FFFFFF"/>
+              <w:left w:val="none" w:sz="0" w:space="0" w:color="FFFFFF"/>
+              <w:right w:val="none" w:sz="0" w:space="0" w:color="FFFFFF"/>
+            </w:tcBorders>
+            <w:shd w:val="clear" w:color="auto" w:fill="FFFFFF"/>
+            <w:tcMar>
+              <w:top w:w="0" w:type="dxa"/>
+              <w:bottom w:w="0" w:type="dxa"/>
+              <w:left w:w="0" w:type="dxa"/>
+              <w:right w:w="0" w:type="dxa"/>
+            </w:tcMar>
+            <w:vAlign w:val="center"/>
+          </w:tcPr>
+          <w:p>
+            <w:pPr>
+              <w:pStyle w:val="Normal"/>
+              <w:jc w:val="center"/>
+              <w:pBdr>
+                <w:bottom w:val="none" w:sz="0" w:space="0" w:color="000000"/>
+                <w:top w:val="none" w:sz="0" w:space="0" w:color="000000"/>
+                <w:left w:val="none" w:sz="0" w:space="0" w:color="000000"/>
+                <w:right w:val="none" w:sz="0" w:space="0" w:color="000000"/>
+              </w:pBdr>
+              <w:spacing w:after="2" w:before="2" w:line="240"/>
+              <w:ind w:left="2" w:right="2" w:firstLine="0" w:firstLineChars="0"/>
+              <w:rPr>
+                <w:rFonts w:ascii="Times New Roman" w:hAnsi="Times New Roman" w:eastAsia="Times New Roman" w:cs="Times New Roman"/>
+                <w:i w:val="false"/>
+                <w:b w:val="false"/>
+                <w:u w:val="none"/>
+                <w:sz w:val="22"/>
+                <w:szCs w:val="22"/>
+                <w:color w:val="000000"/>
+              </w:rPr>
+            </w:pPr>
+            <w:r>
+              <w:rPr>
+                <w:rFonts w:ascii="Times New Roman" w:hAnsi="Times New Roman" w:eastAsia="Times New Roman" w:cs="Times New Roman"/>
+                <w:i w:val="false"/>
+                <w:b w:val="false"/>
+                <w:u w:val="none"/>
+                <w:sz w:val="22"/>
+                <w:szCs w:val="22"/>
+                <w:color w:val="000000"/>
+              </w:rPr>
+              <w:t xml:space="preserve">25.4 ± 5.4</w:t>
+            </w:r>
+          </w:p>
+        </w:tc>
       </w:tr>
       <w:tr>
         <w:trPr>
@@ -2172,6 +2384,59 @@
             </w:r>
           </w:p>
         </w:tc>
+        <w:tc>
+          <w:tcPr>
+            <w:tcBorders>
+              <w:bottom w:val="none" w:sz="0" w:space="0" w:color="FFFFFF"/>
+              <w:top w:val="none" w:sz="0" w:space="0" w:color="FFFFFF"/>
+              <w:left w:val="none" w:sz="0" w:space="0" w:color="FFFFFF"/>
+              <w:right w:val="none" w:sz="0" w:space="0" w:color="FFFFFF"/>
+            </w:tcBorders>
+            <w:shd w:val="clear" w:color="auto" w:fill="FFFFFF"/>
+            <w:tcMar>
+              <w:top w:w="0" w:type="dxa"/>
+              <w:bottom w:w="0" w:type="dxa"/>
+              <w:left w:w="0" w:type="dxa"/>
+              <w:right w:w="0" w:type="dxa"/>
+            </w:tcMar>
+            <w:vAlign w:val="center"/>
+          </w:tcPr>
+          <w:p>
+            <w:pPr>
+              <w:pStyle w:val="Normal"/>
+              <w:jc w:val="center"/>
+              <w:pBdr>
+                <w:bottom w:val="none" w:sz="0" w:space="0" w:color="000000"/>
+                <w:top w:val="none" w:sz="0" w:space="0" w:color="000000"/>
+                <w:left w:val="none" w:sz="0" w:space="0" w:color="000000"/>
+                <w:right w:val="none" w:sz="0" w:space="0" w:color="000000"/>
+              </w:pBdr>
+              <w:spacing w:after="2" w:before="2" w:line="240"/>
+              <w:ind w:left="2" w:right="2" w:firstLine="0" w:firstLineChars="0"/>
+              <w:rPr>
+                <w:rFonts w:ascii="Times New Roman" w:hAnsi="Times New Roman" w:eastAsia="Times New Roman" w:cs="Times New Roman"/>
+                <w:i w:val="false"/>
+                <w:b w:val="false"/>
+                <w:u w:val="none"/>
+                <w:sz w:val="22"/>
+                <w:szCs w:val="22"/>
+                <w:color w:val="000000"/>
+              </w:rPr>
+            </w:pPr>
+            <w:r>
+              <w:rPr>
+                <w:rFonts w:ascii="Times New Roman" w:hAnsi="Times New Roman" w:eastAsia="Times New Roman" w:cs="Times New Roman"/>
+                <w:i w:val="false"/>
+                <w:b w:val="false"/>
+                <w:u w:val="none"/>
+                <w:sz w:val="22"/>
+                <w:szCs w:val="22"/>
+                <w:color w:val="000000"/>
+              </w:rPr>
+              <w:t xml:space="preserve">14.4 ± 7.3</w:t>
+            </w:r>
+          </w:p>
+        </w:tc>
       </w:tr>
       <w:tr>
         <w:trPr>
@@ -2603,6 +2868,59 @@
             </w:r>
           </w:p>
         </w:tc>
+        <w:tc>
+          <w:tcPr>
+            <w:tcBorders>
+              <w:bottom w:val="none" w:sz="0" w:space="0" w:color="FFFFFF"/>
+              <w:top w:val="none" w:sz="0" w:space="0" w:color="FFFFFF"/>
+              <w:left w:val="none" w:sz="0" w:space="0" w:color="FFFFFF"/>
+              <w:right w:val="none" w:sz="0" w:space="0" w:color="FFFFFF"/>
+            </w:tcBorders>
+            <w:shd w:val="clear" w:color="auto" w:fill="FFFFFF"/>
+            <w:tcMar>
+              <w:top w:w="0" w:type="dxa"/>
+              <w:bottom w:w="0" w:type="dxa"/>
+              <w:left w:w="0" w:type="dxa"/>
+              <w:right w:w="0" w:type="dxa"/>
+            </w:tcMar>
+            <w:vAlign w:val="center"/>
+          </w:tcPr>
+          <w:p>
+            <w:pPr>
+              <w:pStyle w:val="Normal"/>
+              <w:jc w:val="center"/>
+              <w:pBdr>
+                <w:bottom w:val="none" w:sz="0" w:space="0" w:color="000000"/>
+                <w:top w:val="none" w:sz="0" w:space="0" w:color="000000"/>
+                <w:left w:val="none" w:sz="0" w:space="0" w:color="000000"/>
+                <w:right w:val="none" w:sz="0" w:space="0" w:color="000000"/>
+              </w:pBdr>
+              <w:spacing w:after="2" w:before="2" w:line="240"/>
+              <w:ind w:left="2" w:right="2" w:firstLine="0" w:firstLineChars="0"/>
+              <w:rPr>
+                <w:rFonts w:ascii="Times New Roman" w:hAnsi="Times New Roman" w:eastAsia="Times New Roman" w:cs="Times New Roman"/>
+                <w:i w:val="false"/>
+                <w:b w:val="false"/>
+                <w:u w:val="none"/>
+                <w:sz w:val="22"/>
+                <w:szCs w:val="22"/>
+                <w:color w:val="000000"/>
+              </w:rPr>
+            </w:pPr>
+            <w:r>
+              <w:rPr>
+                <w:rFonts w:ascii="Times New Roman" w:hAnsi="Times New Roman" w:eastAsia="Times New Roman" w:cs="Times New Roman"/>
+                <w:i w:val="false"/>
+                <w:b w:val="false"/>
+                <w:u w:val="none"/>
+                <w:sz w:val="22"/>
+                <w:szCs w:val="22"/>
+                <w:color w:val="000000"/>
+              </w:rPr>
+              <w:t xml:space="preserve">18.9 ± 8.6</w:t>
+            </w:r>
+          </w:p>
+        </w:tc>
       </w:tr>
       <w:tr>
         <w:trPr>
@@ -3034,6 +3352,59 @@
             </w:r>
           </w:p>
         </w:tc>
+        <w:tc>
+          <w:tcPr>
+            <w:tcBorders>
+              <w:bottom w:val="none" w:sz="0" w:space="0" w:color="FFFFFF"/>
+              <w:top w:val="none" w:sz="0" w:space="0" w:color="FFFFFF"/>
+              <w:left w:val="none" w:sz="0" w:space="0" w:color="FFFFFF"/>
+              <w:right w:val="none" w:sz="0" w:space="0" w:color="FFFFFF"/>
+            </w:tcBorders>
+            <w:shd w:val="clear" w:color="auto" w:fill="FFFFFF"/>
+            <w:tcMar>
+              <w:top w:w="0" w:type="dxa"/>
+              <w:bottom w:w="0" w:type="dxa"/>
+              <w:left w:w="0" w:type="dxa"/>
+              <w:right w:w="0" w:type="dxa"/>
+            </w:tcMar>
+            <w:vAlign w:val="center"/>
+          </w:tcPr>
+          <w:p>
+            <w:pPr>
+              <w:pStyle w:val="Normal"/>
+              <w:jc w:val="center"/>
+              <w:pBdr>
+                <w:bottom w:val="none" w:sz="0" w:space="0" w:color="000000"/>
+                <w:top w:val="none" w:sz="0" w:space="0" w:color="000000"/>
+                <w:left w:val="none" w:sz="0" w:space="0" w:color="000000"/>
+                <w:right w:val="none" w:sz="0" w:space="0" w:color="000000"/>
+              </w:pBdr>
+              <w:spacing w:after="2" w:before="2" w:line="240"/>
+              <w:ind w:left="2" w:right="2" w:firstLine="0" w:firstLineChars="0"/>
+              <w:rPr>
+                <w:rFonts w:ascii="Times New Roman" w:hAnsi="Times New Roman" w:eastAsia="Times New Roman" w:cs="Times New Roman"/>
+                <w:i w:val="false"/>
+                <w:b w:val="false"/>
+                <w:u w:val="none"/>
+                <w:sz w:val="22"/>
+                <w:szCs w:val="22"/>
+                <w:color w:val="000000"/>
+              </w:rPr>
+            </w:pPr>
+            <w:r>
+              <w:rPr>
+                <w:rFonts w:ascii="Times New Roman" w:hAnsi="Times New Roman" w:eastAsia="Times New Roman" w:cs="Times New Roman"/>
+                <w:i w:val="false"/>
+                <w:b w:val="false"/>
+                <w:u w:val="none"/>
+                <w:sz w:val="22"/>
+                <w:szCs w:val="22"/>
+                <w:color w:val="000000"/>
+              </w:rPr>
+              <w:t xml:space="preserve">56.5 ± 8.1</w:t>
+            </w:r>
+          </w:p>
+        </w:tc>
       </w:tr>
       <w:tr>
         <w:trPr>
@@ -3465,6 +3836,59 @@
             </w:r>
           </w:p>
         </w:tc>
+        <w:tc>
+          <w:tcPr>
+            <w:tcBorders>
+              <w:bottom w:val="none" w:sz="0" w:space="0" w:color="FFFFFF"/>
+              <w:top w:val="none" w:sz="0" w:space="0" w:color="FFFFFF"/>
+              <w:left w:val="none" w:sz="0" w:space="0" w:color="FFFFFF"/>
+              <w:right w:val="none" w:sz="0" w:space="0" w:color="FFFFFF"/>
+            </w:tcBorders>
+            <w:shd w:val="clear" w:color="auto" w:fill="FFFFFF"/>
+            <w:tcMar>
+              <w:top w:w="0" w:type="dxa"/>
+              <w:bottom w:w="0" w:type="dxa"/>
+              <w:left w:w="0" w:type="dxa"/>
+              <w:right w:w="0" w:type="dxa"/>
+            </w:tcMar>
+            <w:vAlign w:val="center"/>
+          </w:tcPr>
+          <w:p>
+            <w:pPr>
+              <w:pStyle w:val="Normal"/>
+              <w:jc w:val="center"/>
+              <w:pBdr>
+                <w:bottom w:val="none" w:sz="0" w:space="0" w:color="000000"/>
+                <w:top w:val="none" w:sz="0" w:space="0" w:color="000000"/>
+                <w:left w:val="none" w:sz="0" w:space="0" w:color="000000"/>
+                <w:right w:val="none" w:sz="0" w:space="0" w:color="000000"/>
+              </w:pBdr>
+              <w:spacing w:after="2" w:before="2" w:line="240"/>
+              <w:ind w:left="2" w:right="2" w:firstLine="0" w:firstLineChars="0"/>
+              <w:rPr>
+                <w:rFonts w:ascii="Times New Roman" w:hAnsi="Times New Roman" w:eastAsia="Times New Roman" w:cs="Times New Roman"/>
+                <w:i w:val="false"/>
+                <w:b w:val="false"/>
+                <w:u w:val="none"/>
+                <w:sz w:val="22"/>
+                <w:szCs w:val="22"/>
+                <w:color w:val="000000"/>
+              </w:rPr>
+            </w:pPr>
+            <w:r>
+              <w:rPr>
+                <w:rFonts w:ascii="Times New Roman" w:hAnsi="Times New Roman" w:eastAsia="Times New Roman" w:cs="Times New Roman"/>
+                <w:i w:val="false"/>
+                <w:b w:val="false"/>
+                <w:u w:val="none"/>
+                <w:sz w:val="22"/>
+                <w:szCs w:val="22"/>
+                <w:color w:val="000000"/>
+              </w:rPr>
+              <w:t xml:space="preserve">13.9 ± 4.9</w:t>
+            </w:r>
+          </w:p>
+        </w:tc>
       </w:tr>
       <w:tr>
         <w:trPr>
@@ -3896,6 +4320,59 @@
             </w:r>
           </w:p>
         </w:tc>
+        <w:tc>
+          <w:tcPr>
+            <w:tcBorders>
+              <w:bottom w:val="none" w:sz="0" w:space="0" w:color="FFFFFF"/>
+              <w:top w:val="none" w:sz="0" w:space="0" w:color="FFFFFF"/>
+              <w:left w:val="none" w:sz="0" w:space="0" w:color="FFFFFF"/>
+              <w:right w:val="none" w:sz="0" w:space="0" w:color="FFFFFF"/>
+            </w:tcBorders>
+            <w:shd w:val="clear" w:color="auto" w:fill="FFFFFF"/>
+            <w:tcMar>
+              <w:top w:w="0" w:type="dxa"/>
+              <w:bottom w:w="0" w:type="dxa"/>
+              <w:left w:w="0" w:type="dxa"/>
+              <w:right w:w="0" w:type="dxa"/>
+            </w:tcMar>
+            <w:vAlign w:val="center"/>
+          </w:tcPr>
+          <w:p>
+            <w:pPr>
+              <w:pStyle w:val="Normal"/>
+              <w:jc w:val="center"/>
+              <w:pBdr>
+                <w:bottom w:val="none" w:sz="0" w:space="0" w:color="000000"/>
+                <w:top w:val="none" w:sz="0" w:space="0" w:color="000000"/>
+                <w:left w:val="none" w:sz="0" w:space="0" w:color="000000"/>
+                <w:right w:val="none" w:sz="0" w:space="0" w:color="000000"/>
+              </w:pBdr>
+              <w:spacing w:after="2" w:before="2" w:line="240"/>
+              <w:ind w:left="2" w:right="2" w:firstLine="0" w:firstLineChars="0"/>
+              <w:rPr>
+                <w:rFonts w:ascii="Times New Roman" w:hAnsi="Times New Roman" w:eastAsia="Times New Roman" w:cs="Times New Roman"/>
+                <w:i w:val="false"/>
+                <w:b w:val="false"/>
+                <w:u w:val="none"/>
+                <w:sz w:val="22"/>
+                <w:szCs w:val="22"/>
+                <w:color w:val="000000"/>
+              </w:rPr>
+            </w:pPr>
+            <w:r>
+              <w:rPr>
+                <w:rFonts w:ascii="Times New Roman" w:hAnsi="Times New Roman" w:eastAsia="Times New Roman" w:cs="Times New Roman"/>
+                <w:i w:val="false"/>
+                <w:b w:val="false"/>
+                <w:u w:val="none"/>
+                <w:sz w:val="22"/>
+                <w:szCs w:val="22"/>
+                <w:color w:val="000000"/>
+              </w:rPr>
+              <w:t xml:space="preserve">17.8 ± 6.8</w:t>
+            </w:r>
+          </w:p>
+        </w:tc>
       </w:tr>
       <w:tr>
         <w:trPr>
@@ -4327,6 +4804,59 @@
             </w:r>
           </w:p>
         </w:tc>
+        <w:tc>
+          <w:tcPr>
+            <w:tcBorders>
+              <w:bottom w:val="none" w:sz="0" w:space="0" w:color="FFFFFF"/>
+              <w:top w:val="none" w:sz="0" w:space="0" w:color="FFFFFF"/>
+              <w:left w:val="none" w:sz="0" w:space="0" w:color="FFFFFF"/>
+              <w:right w:val="none" w:sz="0" w:space="0" w:color="FFFFFF"/>
+            </w:tcBorders>
+            <w:shd w:val="clear" w:color="auto" w:fill="FFFFFF"/>
+            <w:tcMar>
+              <w:top w:w="0" w:type="dxa"/>
+              <w:bottom w:w="0" w:type="dxa"/>
+              <w:left w:w="0" w:type="dxa"/>
+              <w:right w:w="0" w:type="dxa"/>
+            </w:tcMar>
+            <w:vAlign w:val="center"/>
+          </w:tcPr>
+          <w:p>
+            <w:pPr>
+              <w:pStyle w:val="Normal"/>
+              <w:jc w:val="center"/>
+              <w:pBdr>
+                <w:bottom w:val="none" w:sz="0" w:space="0" w:color="000000"/>
+                <w:top w:val="none" w:sz="0" w:space="0" w:color="000000"/>
+                <w:left w:val="none" w:sz="0" w:space="0" w:color="000000"/>
+                <w:right w:val="none" w:sz="0" w:space="0" w:color="000000"/>
+              </w:pBdr>
+              <w:spacing w:after="2" w:before="2" w:line="240"/>
+              <w:ind w:left="2" w:right="2" w:firstLine="0" w:firstLineChars="0"/>
+              <w:rPr>
+                <w:rFonts w:ascii="Times New Roman" w:hAnsi="Times New Roman" w:eastAsia="Times New Roman" w:cs="Times New Roman"/>
+                <w:i w:val="false"/>
+                <w:b w:val="false"/>
+                <w:u w:val="none"/>
+                <w:sz w:val="22"/>
+                <w:szCs w:val="22"/>
+                <w:color w:val="000000"/>
+              </w:rPr>
+            </w:pPr>
+            <w:r>
+              <w:rPr>
+                <w:rFonts w:ascii="Times New Roman" w:hAnsi="Times New Roman" w:eastAsia="Times New Roman" w:cs="Times New Roman"/>
+                <w:i w:val="false"/>
+                <w:b w:val="false"/>
+                <w:u w:val="none"/>
+                <w:sz w:val="22"/>
+                <w:szCs w:val="22"/>
+                <w:color w:val="000000"/>
+              </w:rPr>
+              <w:t xml:space="preserve">37.7 ± 7</w:t>
+            </w:r>
+          </w:p>
+        </w:tc>
       </w:tr>
       <w:tr>
         <w:trPr>
@@ -4758,6 +5288,59 @@
             </w:r>
           </w:p>
         </w:tc>
+        <w:tc>
+          <w:tcPr>
+            <w:tcBorders>
+              <w:bottom w:val="none" w:sz="0" w:space="0" w:color="FFFFFF"/>
+              <w:top w:val="none" w:sz="0" w:space="0" w:color="FFFFFF"/>
+              <w:left w:val="none" w:sz="0" w:space="0" w:color="FFFFFF"/>
+              <w:right w:val="none" w:sz="0" w:space="0" w:color="FFFFFF"/>
+            </w:tcBorders>
+            <w:shd w:val="clear" w:color="auto" w:fill="FFFFFF"/>
+            <w:tcMar>
+              <w:top w:w="0" w:type="dxa"/>
+              <w:bottom w:w="0" w:type="dxa"/>
+              <w:left w:w="0" w:type="dxa"/>
+              <w:right w:w="0" w:type="dxa"/>
+            </w:tcMar>
+            <w:vAlign w:val="center"/>
+          </w:tcPr>
+          <w:p>
+            <w:pPr>
+              <w:pStyle w:val="Normal"/>
+              <w:jc w:val="center"/>
+              <w:pBdr>
+                <w:bottom w:val="none" w:sz="0" w:space="0" w:color="000000"/>
+                <w:top w:val="none" w:sz="0" w:space="0" w:color="000000"/>
+                <w:left w:val="none" w:sz="0" w:space="0" w:color="000000"/>
+                <w:right w:val="none" w:sz="0" w:space="0" w:color="000000"/>
+              </w:pBdr>
+              <w:spacing w:after="2" w:before="2" w:line="240"/>
+              <w:ind w:left="2" w:right="2" w:firstLine="0" w:firstLineChars="0"/>
+              <w:rPr>
+                <w:rFonts w:ascii="Times New Roman" w:hAnsi="Times New Roman" w:eastAsia="Times New Roman" w:cs="Times New Roman"/>
+                <w:i w:val="false"/>
+                <w:b w:val="false"/>
+                <w:u w:val="none"/>
+                <w:sz w:val="22"/>
+                <w:szCs w:val="22"/>
+                <w:color w:val="000000"/>
+              </w:rPr>
+            </w:pPr>
+            <w:r>
+              <w:rPr>
+                <w:rFonts w:ascii="Times New Roman" w:hAnsi="Times New Roman" w:eastAsia="Times New Roman" w:cs="Times New Roman"/>
+                <w:i w:val="false"/>
+                <w:b w:val="false"/>
+                <w:u w:val="none"/>
+                <w:sz w:val="22"/>
+                <w:szCs w:val="22"/>
+                <w:color w:val="000000"/>
+              </w:rPr>
+              <w:t xml:space="preserve">43.4 ± 7.8</w:t>
+            </w:r>
+          </w:p>
+        </w:tc>
       </w:tr>
       <w:tr>
         <w:trPr>
@@ -5189,6 +5772,59 @@
             </w:r>
           </w:p>
         </w:tc>
+        <w:tc>
+          <w:tcPr>
+            <w:tcBorders>
+              <w:bottom w:val="none" w:sz="0" w:space="0" w:color="FFFFFF"/>
+              <w:top w:val="none" w:sz="0" w:space="0" w:color="FFFFFF"/>
+              <w:left w:val="none" w:sz="0" w:space="0" w:color="FFFFFF"/>
+              <w:right w:val="none" w:sz="0" w:space="0" w:color="FFFFFF"/>
+            </w:tcBorders>
+            <w:shd w:val="clear" w:color="auto" w:fill="FFFFFF"/>
+            <w:tcMar>
+              <w:top w:w="0" w:type="dxa"/>
+              <w:bottom w:w="0" w:type="dxa"/>
+              <w:left w:w="0" w:type="dxa"/>
+              <w:right w:w="0" w:type="dxa"/>
+            </w:tcMar>
+            <w:vAlign w:val="center"/>
+          </w:tcPr>
+          <w:p>
+            <w:pPr>
+              <w:pStyle w:val="Normal"/>
+              <w:jc w:val="center"/>
+              <w:pBdr>
+                <w:bottom w:val="none" w:sz="0" w:space="0" w:color="000000"/>
+                <w:top w:val="none" w:sz="0" w:space="0" w:color="000000"/>
+                <w:left w:val="none" w:sz="0" w:space="0" w:color="000000"/>
+                <w:right w:val="none" w:sz="0" w:space="0" w:color="000000"/>
+              </w:pBdr>
+              <w:spacing w:after="2" w:before="2" w:line="240"/>
+              <w:ind w:left="2" w:right="2" w:firstLine="0" w:firstLineChars="0"/>
+              <w:rPr>
+                <w:rFonts w:ascii="Times New Roman" w:hAnsi="Times New Roman" w:eastAsia="Times New Roman" w:cs="Times New Roman"/>
+                <w:i w:val="false"/>
+                <w:b w:val="false"/>
+                <w:u w:val="none"/>
+                <w:sz w:val="22"/>
+                <w:szCs w:val="22"/>
+                <w:color w:val="000000"/>
+              </w:rPr>
+            </w:pPr>
+            <w:r>
+              <w:rPr>
+                <w:rFonts w:ascii="Times New Roman" w:hAnsi="Times New Roman" w:eastAsia="Times New Roman" w:cs="Times New Roman"/>
+                <w:i w:val="false"/>
+                <w:b w:val="false"/>
+                <w:u w:val="none"/>
+                <w:sz w:val="22"/>
+                <w:szCs w:val="22"/>
+                <w:color w:val="000000"/>
+              </w:rPr>
+              <w:t xml:space="preserve">2.9 ± 4.2</w:t>
+            </w:r>
+          </w:p>
+        </w:tc>
       </w:tr>
       <w:tr>
         <w:trPr>
@@ -5620,6 +6256,59 @@
             </w:r>
           </w:p>
         </w:tc>
+        <w:tc>
+          <w:tcPr>
+            <w:tcBorders>
+              <w:bottom w:val="none" w:sz="0" w:space="0" w:color="FFFFFF"/>
+              <w:top w:val="none" w:sz="0" w:space="0" w:color="FFFFFF"/>
+              <w:left w:val="none" w:sz="0" w:space="0" w:color="FFFFFF"/>
+              <w:right w:val="none" w:sz="0" w:space="0" w:color="FFFFFF"/>
+            </w:tcBorders>
+            <w:shd w:val="clear" w:color="auto" w:fill="FFFFFF"/>
+            <w:tcMar>
+              <w:top w:w="0" w:type="dxa"/>
+              <w:bottom w:w="0" w:type="dxa"/>
+              <w:left w:w="0" w:type="dxa"/>
+              <w:right w:w="0" w:type="dxa"/>
+            </w:tcMar>
+            <w:vAlign w:val="center"/>
+          </w:tcPr>
+          <w:p>
+            <w:pPr>
+              <w:pStyle w:val="Normal"/>
+              <w:jc w:val="center"/>
+              <w:pBdr>
+                <w:bottom w:val="none" w:sz="0" w:space="0" w:color="000000"/>
+                <w:top w:val="none" w:sz="0" w:space="0" w:color="000000"/>
+                <w:left w:val="none" w:sz="0" w:space="0" w:color="000000"/>
+                <w:right w:val="none" w:sz="0" w:space="0" w:color="000000"/>
+              </w:pBdr>
+              <w:spacing w:after="2" w:before="2" w:line="240"/>
+              <w:ind w:left="2" w:right="2" w:firstLine="0" w:firstLineChars="0"/>
+              <w:rPr>
+                <w:rFonts w:ascii="Times New Roman" w:hAnsi="Times New Roman" w:eastAsia="Times New Roman" w:cs="Times New Roman"/>
+                <w:i w:val="false"/>
+                <w:b w:val="false"/>
+                <w:u w:val="none"/>
+                <w:sz w:val="22"/>
+                <w:szCs w:val="22"/>
+                <w:color w:val="000000"/>
+              </w:rPr>
+            </w:pPr>
+            <w:r>
+              <w:rPr>
+                <w:rFonts w:ascii="Times New Roman" w:hAnsi="Times New Roman" w:eastAsia="Times New Roman" w:cs="Times New Roman"/>
+                <w:i w:val="false"/>
+                <w:b w:val="false"/>
+                <w:u w:val="none"/>
+                <w:sz w:val="22"/>
+                <w:szCs w:val="22"/>
+                <w:color w:val="000000"/>
+              </w:rPr>
+              <w:t xml:space="preserve">38.5 ± 4.2</w:t>
+            </w:r>
+          </w:p>
+        </w:tc>
       </w:tr>
       <w:tr>
         <w:trPr>
@@ -6051,6 +6740,59 @@
             </w:r>
           </w:p>
         </w:tc>
+        <w:tc>
+          <w:tcPr>
+            <w:tcBorders>
+              <w:bottom w:val="none" w:sz="0" w:space="0" w:color="FFFFFF"/>
+              <w:top w:val="none" w:sz="0" w:space="0" w:color="FFFFFF"/>
+              <w:left w:val="none" w:sz="0" w:space="0" w:color="FFFFFF"/>
+              <w:right w:val="none" w:sz="0" w:space="0" w:color="FFFFFF"/>
+            </w:tcBorders>
+            <w:shd w:val="clear" w:color="auto" w:fill="FFFFFF"/>
+            <w:tcMar>
+              <w:top w:w="0" w:type="dxa"/>
+              <w:bottom w:w="0" w:type="dxa"/>
+              <w:left w:w="0" w:type="dxa"/>
+              <w:right w:w="0" w:type="dxa"/>
+            </w:tcMar>
+            <w:vAlign w:val="center"/>
+          </w:tcPr>
+          <w:p>
+            <w:pPr>
+              <w:pStyle w:val="Normal"/>
+              <w:jc w:val="center"/>
+              <w:pBdr>
+                <w:bottom w:val="none" w:sz="0" w:space="0" w:color="000000"/>
+                <w:top w:val="none" w:sz="0" w:space="0" w:color="000000"/>
+                <w:left w:val="none" w:sz="0" w:space="0" w:color="000000"/>
+                <w:right w:val="none" w:sz="0" w:space="0" w:color="000000"/>
+              </w:pBdr>
+              <w:spacing w:after="2" w:before="2" w:line="240"/>
+              <w:ind w:left="2" w:right="2" w:firstLine="0" w:firstLineChars="0"/>
+              <w:rPr>
+                <w:rFonts w:ascii="Times New Roman" w:hAnsi="Times New Roman" w:eastAsia="Times New Roman" w:cs="Times New Roman"/>
+                <w:i w:val="false"/>
+                <w:b w:val="false"/>
+                <w:u w:val="none"/>
+                <w:sz w:val="22"/>
+                <w:szCs w:val="22"/>
+                <w:color w:val="000000"/>
+              </w:rPr>
+            </w:pPr>
+            <w:r>
+              <w:rPr>
+                <w:rFonts w:ascii="Times New Roman" w:hAnsi="Times New Roman" w:eastAsia="Times New Roman" w:cs="Times New Roman"/>
+                <w:i w:val="false"/>
+                <w:b w:val="false"/>
+                <w:u w:val="none"/>
+                <w:sz w:val="22"/>
+                <w:szCs w:val="22"/>
+                <w:color w:val="000000"/>
+              </w:rPr>
+              <w:t xml:space="preserve">14.4 ± 4.7</w:t>
+            </w:r>
+          </w:p>
+        </w:tc>
       </w:tr>
       <w:tr>
         <w:trPr>
@@ -6482,6 +7224,59 @@
             </w:r>
           </w:p>
         </w:tc>
+        <w:tc>
+          <w:tcPr>
+            <w:tcBorders>
+              <w:bottom w:val="none" w:sz="0" w:space="0" w:color="FFFFFF"/>
+              <w:top w:val="none" w:sz="0" w:space="0" w:color="FFFFFF"/>
+              <w:left w:val="none" w:sz="0" w:space="0" w:color="FFFFFF"/>
+              <w:right w:val="none" w:sz="0" w:space="0" w:color="FFFFFF"/>
+            </w:tcBorders>
+            <w:shd w:val="clear" w:color="auto" w:fill="FFFFFF"/>
+            <w:tcMar>
+              <w:top w:w="0" w:type="dxa"/>
+              <w:bottom w:w="0" w:type="dxa"/>
+              <w:left w:w="0" w:type="dxa"/>
+              <w:right w:w="0" w:type="dxa"/>
+            </w:tcMar>
+            <w:vAlign w:val="center"/>
+          </w:tcPr>
+          <w:p>
+            <w:pPr>
+              <w:pStyle w:val="Normal"/>
+              <w:jc w:val="center"/>
+              <w:pBdr>
+                <w:bottom w:val="none" w:sz="0" w:space="0" w:color="000000"/>
+                <w:top w:val="none" w:sz="0" w:space="0" w:color="000000"/>
+                <w:left w:val="none" w:sz="0" w:space="0" w:color="000000"/>
+                <w:right w:val="none" w:sz="0" w:space="0" w:color="000000"/>
+              </w:pBdr>
+              <w:spacing w:after="2" w:before="2" w:line="240"/>
+              <w:ind w:left="2" w:right="2" w:firstLine="0" w:firstLineChars="0"/>
+              <w:rPr>
+                <w:rFonts w:ascii="Times New Roman" w:hAnsi="Times New Roman" w:eastAsia="Times New Roman" w:cs="Times New Roman"/>
+                <w:i w:val="false"/>
+                <w:b w:val="false"/>
+                <w:u w:val="none"/>
+                <w:sz w:val="22"/>
+                <w:szCs w:val="22"/>
+                <w:color w:val="000000"/>
+              </w:rPr>
+            </w:pPr>
+            <w:r>
+              <w:rPr>
+                <w:rFonts w:ascii="Times New Roman" w:hAnsi="Times New Roman" w:eastAsia="Times New Roman" w:cs="Times New Roman"/>
+                <w:i w:val="false"/>
+                <w:b w:val="false"/>
+                <w:u w:val="none"/>
+                <w:sz w:val="22"/>
+                <w:szCs w:val="22"/>
+                <w:color w:val="000000"/>
+              </w:rPr>
+              <w:t xml:space="preserve">52.1 ± 4.8</w:t>
+            </w:r>
+          </w:p>
+        </w:tc>
       </w:tr>
       <w:tr>
         <w:trPr>
@@ -6913,6 +7708,59 @@
             </w:r>
           </w:p>
         </w:tc>
+        <w:tc>
+          <w:tcPr>
+            <w:tcBorders>
+              <w:bottom w:val="none" w:sz="0" w:space="0" w:color="FFFFFF"/>
+              <w:top w:val="none" w:sz="0" w:space="0" w:color="FFFFFF"/>
+              <w:left w:val="none" w:sz="0" w:space="0" w:color="FFFFFF"/>
+              <w:right w:val="none" w:sz="0" w:space="0" w:color="FFFFFF"/>
+            </w:tcBorders>
+            <w:shd w:val="clear" w:color="auto" w:fill="FFFFFF"/>
+            <w:tcMar>
+              <w:top w:w="0" w:type="dxa"/>
+              <w:bottom w:w="0" w:type="dxa"/>
+              <w:left w:w="0" w:type="dxa"/>
+              <w:right w:w="0" w:type="dxa"/>
+            </w:tcMar>
+            <w:vAlign w:val="center"/>
+          </w:tcPr>
+          <w:p>
+            <w:pPr>
+              <w:pStyle w:val="Normal"/>
+              <w:jc w:val="center"/>
+              <w:pBdr>
+                <w:bottom w:val="none" w:sz="0" w:space="0" w:color="000000"/>
+                <w:top w:val="none" w:sz="0" w:space="0" w:color="000000"/>
+                <w:left w:val="none" w:sz="0" w:space="0" w:color="000000"/>
+                <w:right w:val="none" w:sz="0" w:space="0" w:color="000000"/>
+              </w:pBdr>
+              <w:spacing w:after="2" w:before="2" w:line="240"/>
+              <w:ind w:left="2" w:right="2" w:firstLine="0" w:firstLineChars="0"/>
+              <w:rPr>
+                <w:rFonts w:ascii="Times New Roman" w:hAnsi="Times New Roman" w:eastAsia="Times New Roman" w:cs="Times New Roman"/>
+                <w:i w:val="false"/>
+                <w:b w:val="false"/>
+                <w:u w:val="none"/>
+                <w:sz w:val="22"/>
+                <w:szCs w:val="22"/>
+                <w:color w:val="000000"/>
+              </w:rPr>
+            </w:pPr>
+            <w:r>
+              <w:rPr>
+                <w:rFonts w:ascii="Times New Roman" w:hAnsi="Times New Roman" w:eastAsia="Times New Roman" w:cs="Times New Roman"/>
+                <w:i w:val="false"/>
+                <w:b w:val="false"/>
+                <w:u w:val="none"/>
+                <w:sz w:val="22"/>
+                <w:szCs w:val="22"/>
+                <w:color w:val="000000"/>
+              </w:rPr>
+              <w:t xml:space="preserve">18.8 ± 5.6</w:t>
+            </w:r>
+          </w:p>
+        </w:tc>
       </w:tr>
       <w:tr>
         <w:trPr>
@@ -7344,6 +8192,59 @@
             </w:r>
           </w:p>
         </w:tc>
+        <w:tc>
+          <w:tcPr>
+            <w:tcBorders>
+              <w:bottom w:val="none" w:sz="0" w:space="0" w:color="FFFFFF"/>
+              <w:top w:val="none" w:sz="0" w:space="0" w:color="FFFFFF"/>
+              <w:left w:val="none" w:sz="0" w:space="0" w:color="FFFFFF"/>
+              <w:right w:val="none" w:sz="0" w:space="0" w:color="FFFFFF"/>
+            </w:tcBorders>
+            <w:shd w:val="clear" w:color="auto" w:fill="FFFFFF"/>
+            <w:tcMar>
+              <w:top w:w="0" w:type="dxa"/>
+              <w:bottom w:w="0" w:type="dxa"/>
+              <w:left w:w="0" w:type="dxa"/>
+              <w:right w:w="0" w:type="dxa"/>
+            </w:tcMar>
+            <w:vAlign w:val="center"/>
+          </w:tcPr>
+          <w:p>
+            <w:pPr>
+              <w:pStyle w:val="Normal"/>
+              <w:jc w:val="center"/>
+              <w:pBdr>
+                <w:bottom w:val="none" w:sz="0" w:space="0" w:color="000000"/>
+                <w:top w:val="none" w:sz="0" w:space="0" w:color="000000"/>
+                <w:left w:val="none" w:sz="0" w:space="0" w:color="000000"/>
+                <w:right w:val="none" w:sz="0" w:space="0" w:color="000000"/>
+              </w:pBdr>
+              <w:spacing w:after="2" w:before="2" w:line="240"/>
+              <w:ind w:left="2" w:right="2" w:firstLine="0" w:firstLineChars="0"/>
+              <w:rPr>
+                <w:rFonts w:ascii="Times New Roman" w:hAnsi="Times New Roman" w:eastAsia="Times New Roman" w:cs="Times New Roman"/>
+                <w:i w:val="false"/>
+                <w:b w:val="false"/>
+                <w:u w:val="none"/>
+                <w:sz w:val="22"/>
+                <w:szCs w:val="22"/>
+                <w:color w:val="000000"/>
+              </w:rPr>
+            </w:pPr>
+            <w:r>
+              <w:rPr>
+                <w:rFonts w:ascii="Times New Roman" w:hAnsi="Times New Roman" w:eastAsia="Times New Roman" w:cs="Times New Roman"/>
+                <w:i w:val="false"/>
+                <w:b w:val="false"/>
+                <w:u w:val="none"/>
+                <w:sz w:val="22"/>
+                <w:szCs w:val="22"/>
+                <w:color w:val="000000"/>
+              </w:rPr>
+              <w:t xml:space="preserve">54.1 ± 7.5</w:t>
+            </w:r>
+          </w:p>
+        </w:tc>
       </w:tr>
       <w:tr>
         <w:trPr>
@@ -7775,6 +8676,59 @@
             </w:r>
           </w:p>
         </w:tc>
+        <w:tc>
+          <w:tcPr>
+            <w:tcBorders>
+              <w:bottom w:val="none" w:sz="0" w:space="0" w:color="FFFFFF"/>
+              <w:top w:val="none" w:sz="0" w:space="0" w:color="FFFFFF"/>
+              <w:left w:val="none" w:sz="0" w:space="0" w:color="FFFFFF"/>
+              <w:right w:val="none" w:sz="0" w:space="0" w:color="FFFFFF"/>
+            </w:tcBorders>
+            <w:shd w:val="clear" w:color="auto" w:fill="FFFFFF"/>
+            <w:tcMar>
+              <w:top w:w="0" w:type="dxa"/>
+              <w:bottom w:w="0" w:type="dxa"/>
+              <w:left w:w="0" w:type="dxa"/>
+              <w:right w:w="0" w:type="dxa"/>
+            </w:tcMar>
+            <w:vAlign w:val="center"/>
+          </w:tcPr>
+          <w:p>
+            <w:pPr>
+              <w:pStyle w:val="Normal"/>
+              <w:jc w:val="center"/>
+              <w:pBdr>
+                <w:bottom w:val="none" w:sz="0" w:space="0" w:color="000000"/>
+                <w:top w:val="none" w:sz="0" w:space="0" w:color="000000"/>
+                <w:left w:val="none" w:sz="0" w:space="0" w:color="000000"/>
+                <w:right w:val="none" w:sz="0" w:space="0" w:color="000000"/>
+              </w:pBdr>
+              <w:spacing w:after="2" w:before="2" w:line="240"/>
+              <w:ind w:left="2" w:right="2" w:firstLine="0" w:firstLineChars="0"/>
+              <w:rPr>
+                <w:rFonts w:ascii="Times New Roman" w:hAnsi="Times New Roman" w:eastAsia="Times New Roman" w:cs="Times New Roman"/>
+                <w:i w:val="false"/>
+                <w:b w:val="false"/>
+                <w:u w:val="none"/>
+                <w:sz w:val="22"/>
+                <w:szCs w:val="22"/>
+                <w:color w:val="000000"/>
+              </w:rPr>
+            </w:pPr>
+            <w:r>
+              <w:rPr>
+                <w:rFonts w:ascii="Times New Roman" w:hAnsi="Times New Roman" w:eastAsia="Times New Roman" w:cs="Times New Roman"/>
+                <w:i w:val="false"/>
+                <w:b w:val="false"/>
+                <w:u w:val="none"/>
+                <w:sz w:val="22"/>
+                <w:szCs w:val="22"/>
+                <w:color w:val="000000"/>
+              </w:rPr>
+              <w:t xml:space="preserve">30.4 ± 15.7</w:t>
+            </w:r>
+          </w:p>
+        </w:tc>
       </w:tr>
       <w:tr>
         <w:trPr>
@@ -8206,6 +9160,59 @@
             </w:r>
           </w:p>
         </w:tc>
+        <w:tc>
+          <w:tcPr>
+            <w:tcBorders>
+              <w:bottom w:val="none" w:sz="0" w:space="0" w:color="FFFFFF"/>
+              <w:top w:val="none" w:sz="0" w:space="0" w:color="FFFFFF"/>
+              <w:left w:val="none" w:sz="0" w:space="0" w:color="FFFFFF"/>
+              <w:right w:val="none" w:sz="0" w:space="0" w:color="FFFFFF"/>
+            </w:tcBorders>
+            <w:shd w:val="clear" w:color="auto" w:fill="FFFFFF"/>
+            <w:tcMar>
+              <w:top w:w="0" w:type="dxa"/>
+              <w:bottom w:w="0" w:type="dxa"/>
+              <w:left w:w="0" w:type="dxa"/>
+              <w:right w:w="0" w:type="dxa"/>
+            </w:tcMar>
+            <w:vAlign w:val="center"/>
+          </w:tcPr>
+          <w:p>
+            <w:pPr>
+              <w:pStyle w:val="Normal"/>
+              <w:jc w:val="center"/>
+              <w:pBdr>
+                <w:bottom w:val="none" w:sz="0" w:space="0" w:color="000000"/>
+                <w:top w:val="none" w:sz="0" w:space="0" w:color="000000"/>
+                <w:left w:val="none" w:sz="0" w:space="0" w:color="000000"/>
+                <w:right w:val="none" w:sz="0" w:space="0" w:color="000000"/>
+              </w:pBdr>
+              <w:spacing w:after="2" w:before="2" w:line="240"/>
+              <w:ind w:left="2" w:right="2" w:firstLine="0" w:firstLineChars="0"/>
+              <w:rPr>
+                <w:rFonts w:ascii="Times New Roman" w:hAnsi="Times New Roman" w:eastAsia="Times New Roman" w:cs="Times New Roman"/>
+                <w:i w:val="false"/>
+                <w:b w:val="false"/>
+                <w:u w:val="none"/>
+                <w:sz w:val="22"/>
+                <w:szCs w:val="22"/>
+                <w:color w:val="000000"/>
+              </w:rPr>
+            </w:pPr>
+            <w:r>
+              <w:rPr>
+                <w:rFonts w:ascii="Times New Roman" w:hAnsi="Times New Roman" w:eastAsia="Times New Roman" w:cs="Times New Roman"/>
+                <w:i w:val="false"/>
+                <w:b w:val="false"/>
+                <w:u w:val="none"/>
+                <w:sz w:val="22"/>
+                <w:szCs w:val="22"/>
+                <w:color w:val="000000"/>
+              </w:rPr>
+              <w:t xml:space="preserve">9.1 ± 3.5</w:t>
+            </w:r>
+          </w:p>
+        </w:tc>
       </w:tr>
       <w:tr>
         <w:trPr>
@@ -8637,6 +9644,59 @@
             </w:r>
           </w:p>
         </w:tc>
+        <w:tc>
+          <w:tcPr>
+            <w:tcBorders>
+              <w:bottom w:val="none" w:sz="0" w:space="0" w:color="FFFFFF"/>
+              <w:top w:val="none" w:sz="0" w:space="0" w:color="FFFFFF"/>
+              <w:left w:val="none" w:sz="0" w:space="0" w:color="FFFFFF"/>
+              <w:right w:val="none" w:sz="0" w:space="0" w:color="FFFFFF"/>
+            </w:tcBorders>
+            <w:shd w:val="clear" w:color="auto" w:fill="FFFFFF"/>
+            <w:tcMar>
+              <w:top w:w="0" w:type="dxa"/>
+              <w:bottom w:w="0" w:type="dxa"/>
+              <w:left w:w="0" w:type="dxa"/>
+              <w:right w:w="0" w:type="dxa"/>
+            </w:tcMar>
+            <w:vAlign w:val="center"/>
+          </w:tcPr>
+          <w:p>
+            <w:pPr>
+              <w:pStyle w:val="Normal"/>
+              <w:jc w:val="center"/>
+              <w:pBdr>
+                <w:bottom w:val="none" w:sz="0" w:space="0" w:color="000000"/>
+                <w:top w:val="none" w:sz="0" w:space="0" w:color="000000"/>
+                <w:left w:val="none" w:sz="0" w:space="0" w:color="000000"/>
+                <w:right w:val="none" w:sz="0" w:space="0" w:color="000000"/>
+              </w:pBdr>
+              <w:spacing w:after="2" w:before="2" w:line="240"/>
+              <w:ind w:left="2" w:right="2" w:firstLine="0" w:firstLineChars="0"/>
+              <w:rPr>
+                <w:rFonts w:ascii="Times New Roman" w:hAnsi="Times New Roman" w:eastAsia="Times New Roman" w:cs="Times New Roman"/>
+                <w:i w:val="false"/>
+                <w:b w:val="false"/>
+                <w:u w:val="none"/>
+                <w:sz w:val="22"/>
+                <w:szCs w:val="22"/>
+                <w:color w:val="000000"/>
+              </w:rPr>
+            </w:pPr>
+            <w:r>
+              <w:rPr>
+                <w:rFonts w:ascii="Times New Roman" w:hAnsi="Times New Roman" w:eastAsia="Times New Roman" w:cs="Times New Roman"/>
+                <w:i w:val="false"/>
+                <w:b w:val="false"/>
+                <w:u w:val="none"/>
+                <w:sz w:val="22"/>
+                <w:szCs w:val="22"/>
+                <w:color w:val="000000"/>
+              </w:rPr>
+              <w:t xml:space="preserve">8.5 ± 4.8</w:t>
+            </w:r>
+          </w:p>
+        </w:tc>
       </w:tr>
       <w:tr>
         <w:trPr>
@@ -9068,6 +10128,59 @@
             </w:r>
           </w:p>
         </w:tc>
+        <w:tc>
+          <w:tcPr>
+            <w:tcBorders>
+              <w:bottom w:val="none" w:sz="0" w:space="0" w:color="FFFFFF"/>
+              <w:top w:val="none" w:sz="0" w:space="0" w:color="FFFFFF"/>
+              <w:left w:val="none" w:sz="0" w:space="0" w:color="FFFFFF"/>
+              <w:right w:val="none" w:sz="0" w:space="0" w:color="FFFFFF"/>
+            </w:tcBorders>
+            <w:shd w:val="clear" w:color="auto" w:fill="FFFFFF"/>
+            <w:tcMar>
+              <w:top w:w="0" w:type="dxa"/>
+              <w:bottom w:w="0" w:type="dxa"/>
+              <w:left w:w="0" w:type="dxa"/>
+              <w:right w:w="0" w:type="dxa"/>
+            </w:tcMar>
+            <w:vAlign w:val="center"/>
+          </w:tcPr>
+          <w:p>
+            <w:pPr>
+              <w:pStyle w:val="Normal"/>
+              <w:jc w:val="center"/>
+              <w:pBdr>
+                <w:bottom w:val="none" w:sz="0" w:space="0" w:color="000000"/>
+                <w:top w:val="none" w:sz="0" w:space="0" w:color="000000"/>
+                <w:left w:val="none" w:sz="0" w:space="0" w:color="000000"/>
+                <w:right w:val="none" w:sz="0" w:space="0" w:color="000000"/>
+              </w:pBdr>
+              <w:spacing w:after="2" w:before="2" w:line="240"/>
+              <w:ind w:left="2" w:right="2" w:firstLine="0" w:firstLineChars="0"/>
+              <w:rPr>
+                <w:rFonts w:ascii="Times New Roman" w:hAnsi="Times New Roman" w:eastAsia="Times New Roman" w:cs="Times New Roman"/>
+                <w:i w:val="false"/>
+                <w:b w:val="false"/>
+                <w:u w:val="none"/>
+                <w:sz w:val="22"/>
+                <w:szCs w:val="22"/>
+                <w:color w:val="000000"/>
+              </w:rPr>
+            </w:pPr>
+            <w:r>
+              <w:rPr>
+                <w:rFonts w:ascii="Times New Roman" w:hAnsi="Times New Roman" w:eastAsia="Times New Roman" w:cs="Times New Roman"/>
+                <w:i w:val="false"/>
+                <w:b w:val="false"/>
+                <w:u w:val="none"/>
+                <w:sz w:val="22"/>
+                <w:szCs w:val="22"/>
+                <w:color w:val="000000"/>
+              </w:rPr>
+              <w:t xml:space="preserve">47.6 ± 11.5</w:t>
+            </w:r>
+          </w:p>
+        </w:tc>
       </w:tr>
       <w:tr>
         <w:trPr>
@@ -9499,6 +10612,59 @@
             </w:r>
           </w:p>
         </w:tc>
+        <w:tc>
+          <w:tcPr>
+            <w:tcBorders>
+              <w:bottom w:val="none" w:sz="0" w:space="0" w:color="FFFFFF"/>
+              <w:top w:val="none" w:sz="0" w:space="0" w:color="FFFFFF"/>
+              <w:left w:val="none" w:sz="0" w:space="0" w:color="FFFFFF"/>
+              <w:right w:val="none" w:sz="0" w:space="0" w:color="FFFFFF"/>
+            </w:tcBorders>
+            <w:shd w:val="clear" w:color="auto" w:fill="FFFFFF"/>
+            <w:tcMar>
+              <w:top w:w="0" w:type="dxa"/>
+              <w:bottom w:w="0" w:type="dxa"/>
+              <w:left w:w="0" w:type="dxa"/>
+              <w:right w:w="0" w:type="dxa"/>
+            </w:tcMar>
+            <w:vAlign w:val="center"/>
+          </w:tcPr>
+          <w:p>
+            <w:pPr>
+              <w:pStyle w:val="Normal"/>
+              <w:jc w:val="center"/>
+              <w:pBdr>
+                <w:bottom w:val="none" w:sz="0" w:space="0" w:color="000000"/>
+                <w:top w:val="none" w:sz="0" w:space="0" w:color="000000"/>
+                <w:left w:val="none" w:sz="0" w:space="0" w:color="000000"/>
+                <w:right w:val="none" w:sz="0" w:space="0" w:color="000000"/>
+              </w:pBdr>
+              <w:spacing w:after="2" w:before="2" w:line="240"/>
+              <w:ind w:left="2" w:right="2" w:firstLine="0" w:firstLineChars="0"/>
+              <w:rPr>
+                <w:rFonts w:ascii="Times New Roman" w:hAnsi="Times New Roman" w:eastAsia="Times New Roman" w:cs="Times New Roman"/>
+                <w:i w:val="false"/>
+                <w:b w:val="false"/>
+                <w:u w:val="none"/>
+                <w:sz w:val="22"/>
+                <w:szCs w:val="22"/>
+                <w:color w:val="000000"/>
+              </w:rPr>
+            </w:pPr>
+            <w:r>
+              <w:rPr>
+                <w:rFonts w:ascii="Times New Roman" w:hAnsi="Times New Roman" w:eastAsia="Times New Roman" w:cs="Times New Roman"/>
+                <w:i w:val="false"/>
+                <w:b w:val="false"/>
+                <w:u w:val="none"/>
+                <w:sz w:val="22"/>
+                <w:szCs w:val="22"/>
+                <w:color w:val="000000"/>
+              </w:rPr>
+              <w:t xml:space="preserve">11.3 ± 14</w:t>
+            </w:r>
+          </w:p>
+        </w:tc>
       </w:tr>
       <w:tr>
         <w:trPr>
@@ -9930,6 +11096,59 @@
             </w:r>
           </w:p>
         </w:tc>
+        <w:tc>
+          <w:tcPr>
+            <w:tcBorders>
+              <w:bottom w:val="none" w:sz="0" w:space="0" w:color="FFFFFF"/>
+              <w:top w:val="none" w:sz="0" w:space="0" w:color="FFFFFF"/>
+              <w:left w:val="none" w:sz="0" w:space="0" w:color="FFFFFF"/>
+              <w:right w:val="none" w:sz="0" w:space="0" w:color="FFFFFF"/>
+            </w:tcBorders>
+            <w:shd w:val="clear" w:color="auto" w:fill="FFFFFF"/>
+            <w:tcMar>
+              <w:top w:w="0" w:type="dxa"/>
+              <w:bottom w:w="0" w:type="dxa"/>
+              <w:left w:w="0" w:type="dxa"/>
+              <w:right w:w="0" w:type="dxa"/>
+            </w:tcMar>
+            <w:vAlign w:val="center"/>
+          </w:tcPr>
+          <w:p>
+            <w:pPr>
+              <w:pStyle w:val="Normal"/>
+              <w:jc w:val="center"/>
+              <w:pBdr>
+                <w:bottom w:val="none" w:sz="0" w:space="0" w:color="000000"/>
+                <w:top w:val="none" w:sz="0" w:space="0" w:color="000000"/>
+                <w:left w:val="none" w:sz="0" w:space="0" w:color="000000"/>
+                <w:right w:val="none" w:sz="0" w:space="0" w:color="000000"/>
+              </w:pBdr>
+              <w:spacing w:after="2" w:before="2" w:line="240"/>
+              <w:ind w:left="2" w:right="2" w:firstLine="0" w:firstLineChars="0"/>
+              <w:rPr>
+                <w:rFonts w:ascii="Times New Roman" w:hAnsi="Times New Roman" w:eastAsia="Times New Roman" w:cs="Times New Roman"/>
+                <w:i w:val="false"/>
+                <w:b w:val="false"/>
+                <w:u w:val="none"/>
+                <w:sz w:val="22"/>
+                <w:szCs w:val="22"/>
+                <w:color w:val="000000"/>
+              </w:rPr>
+            </w:pPr>
+            <w:r>
+              <w:rPr>
+                <w:rFonts w:ascii="Times New Roman" w:hAnsi="Times New Roman" w:eastAsia="Times New Roman" w:cs="Times New Roman"/>
+                <w:i w:val="false"/>
+                <w:b w:val="false"/>
+                <w:u w:val="none"/>
+                <w:sz w:val="22"/>
+                <w:szCs w:val="22"/>
+                <w:color w:val="000000"/>
+              </w:rPr>
+              <w:t xml:space="preserve">29.1 ± 8</w:t>
+            </w:r>
+          </w:p>
+        </w:tc>
       </w:tr>
       <w:tr>
         <w:trPr>
@@ -10361,6 +11580,59 @@
             </w:r>
           </w:p>
         </w:tc>
+        <w:tc>
+          <w:tcPr>
+            <w:tcBorders>
+              <w:bottom w:val="none" w:sz="0" w:space="0" w:color="FFFFFF"/>
+              <w:top w:val="none" w:sz="0" w:space="0" w:color="FFFFFF"/>
+              <w:left w:val="none" w:sz="0" w:space="0" w:color="FFFFFF"/>
+              <w:right w:val="none" w:sz="0" w:space="0" w:color="FFFFFF"/>
+            </w:tcBorders>
+            <w:shd w:val="clear" w:color="auto" w:fill="FFFFFF"/>
+            <w:tcMar>
+              <w:top w:w="0" w:type="dxa"/>
+              <w:bottom w:w="0" w:type="dxa"/>
+              <w:left w:w="0" w:type="dxa"/>
+              <w:right w:w="0" w:type="dxa"/>
+            </w:tcMar>
+            <w:vAlign w:val="center"/>
+          </w:tcPr>
+          <w:p>
+            <w:pPr>
+              <w:pStyle w:val="Normal"/>
+              <w:jc w:val="center"/>
+              <w:pBdr>
+                <w:bottom w:val="none" w:sz="0" w:space="0" w:color="000000"/>
+                <w:top w:val="none" w:sz="0" w:space="0" w:color="000000"/>
+                <w:left w:val="none" w:sz="0" w:space="0" w:color="000000"/>
+                <w:right w:val="none" w:sz="0" w:space="0" w:color="000000"/>
+              </w:pBdr>
+              <w:spacing w:after="2" w:before="2" w:line="240"/>
+              <w:ind w:left="2" w:right="2" w:firstLine="0" w:firstLineChars="0"/>
+              <w:rPr>
+                <w:rFonts w:ascii="Times New Roman" w:hAnsi="Times New Roman" w:eastAsia="Times New Roman" w:cs="Times New Roman"/>
+                <w:i w:val="false"/>
+                <w:b w:val="false"/>
+                <w:u w:val="none"/>
+                <w:sz w:val="22"/>
+                <w:szCs w:val="22"/>
+                <w:color w:val="000000"/>
+              </w:rPr>
+            </w:pPr>
+            <w:r>
+              <w:rPr>
+                <w:rFonts w:ascii="Times New Roman" w:hAnsi="Times New Roman" w:eastAsia="Times New Roman" w:cs="Times New Roman"/>
+                <w:i w:val="false"/>
+                <w:b w:val="false"/>
+                <w:u w:val="none"/>
+                <w:sz w:val="22"/>
+                <w:szCs w:val="22"/>
+                <w:color w:val="000000"/>
+              </w:rPr>
+              <w:t xml:space="preserve">44.8 ± 2.7</w:t>
+            </w:r>
+          </w:p>
+        </w:tc>
       </w:tr>
       <w:tr>
         <w:trPr>
@@ -10792,6 +12064,59 @@
             </w:r>
           </w:p>
         </w:tc>
+        <w:tc>
+          <w:tcPr>
+            <w:tcBorders>
+              <w:bottom w:val="none" w:sz="0" w:space="0" w:color="FFFFFF"/>
+              <w:top w:val="none" w:sz="0" w:space="0" w:color="FFFFFF"/>
+              <w:left w:val="none" w:sz="0" w:space="0" w:color="FFFFFF"/>
+              <w:right w:val="none" w:sz="0" w:space="0" w:color="FFFFFF"/>
+            </w:tcBorders>
+            <w:shd w:val="clear" w:color="auto" w:fill="FFFFFF"/>
+            <w:tcMar>
+              <w:top w:w="0" w:type="dxa"/>
+              <w:bottom w:w="0" w:type="dxa"/>
+              <w:left w:w="0" w:type="dxa"/>
+              <w:right w:w="0" w:type="dxa"/>
+            </w:tcMar>
+            <w:vAlign w:val="center"/>
+          </w:tcPr>
+          <w:p>
+            <w:pPr>
+              <w:pStyle w:val="Normal"/>
+              <w:jc w:val="center"/>
+              <w:pBdr>
+                <w:bottom w:val="none" w:sz="0" w:space="0" w:color="000000"/>
+                <w:top w:val="none" w:sz="0" w:space="0" w:color="000000"/>
+                <w:left w:val="none" w:sz="0" w:space="0" w:color="000000"/>
+                <w:right w:val="none" w:sz="0" w:space="0" w:color="000000"/>
+              </w:pBdr>
+              <w:spacing w:after="2" w:before="2" w:line="240"/>
+              <w:ind w:left="2" w:right="2" w:firstLine="0" w:firstLineChars="0"/>
+              <w:rPr>
+                <w:rFonts w:ascii="Times New Roman" w:hAnsi="Times New Roman" w:eastAsia="Times New Roman" w:cs="Times New Roman"/>
+                <w:i w:val="false"/>
+                <w:b w:val="false"/>
+                <w:u w:val="none"/>
+                <w:sz w:val="22"/>
+                <w:szCs w:val="22"/>
+                <w:color w:val="000000"/>
+              </w:rPr>
+            </w:pPr>
+            <w:r>
+              <w:rPr>
+                <w:rFonts w:ascii="Times New Roman" w:hAnsi="Times New Roman" w:eastAsia="Times New Roman" w:cs="Times New Roman"/>
+                <w:i w:val="false"/>
+                <w:b w:val="false"/>
+                <w:u w:val="none"/>
+                <w:sz w:val="22"/>
+                <w:szCs w:val="22"/>
+                <w:color w:val="000000"/>
+              </w:rPr>
+              <w:t xml:space="preserve">73.4 ± 2.7</w:t>
+            </w:r>
+          </w:p>
+        </w:tc>
       </w:tr>
       <w:tr>
         <w:trPr>
@@ -11223,6 +12548,59 @@
             </w:r>
           </w:p>
         </w:tc>
+        <w:tc>
+          <w:tcPr>
+            <w:tcBorders>
+              <w:bottom w:val="none" w:sz="0" w:space="0" w:color="FFFFFF"/>
+              <w:top w:val="none" w:sz="0" w:space="0" w:color="FFFFFF"/>
+              <w:left w:val="none" w:sz="0" w:space="0" w:color="FFFFFF"/>
+              <w:right w:val="none" w:sz="0" w:space="0" w:color="FFFFFF"/>
+            </w:tcBorders>
+            <w:shd w:val="clear" w:color="auto" w:fill="FFFFFF"/>
+            <w:tcMar>
+              <w:top w:w="0" w:type="dxa"/>
+              <w:bottom w:w="0" w:type="dxa"/>
+              <w:left w:w="0" w:type="dxa"/>
+              <w:right w:w="0" w:type="dxa"/>
+            </w:tcMar>
+            <w:vAlign w:val="center"/>
+          </w:tcPr>
+          <w:p>
+            <w:pPr>
+              <w:pStyle w:val="Normal"/>
+              <w:jc w:val="center"/>
+              <w:pBdr>
+                <w:bottom w:val="none" w:sz="0" w:space="0" w:color="000000"/>
+                <w:top w:val="none" w:sz="0" w:space="0" w:color="000000"/>
+                <w:left w:val="none" w:sz="0" w:space="0" w:color="000000"/>
+                <w:right w:val="none" w:sz="0" w:space="0" w:color="000000"/>
+              </w:pBdr>
+              <w:spacing w:after="2" w:before="2" w:line="240"/>
+              <w:ind w:left="2" w:right="2" w:firstLine="0" w:firstLineChars="0"/>
+              <w:rPr>
+                <w:rFonts w:ascii="Times New Roman" w:hAnsi="Times New Roman" w:eastAsia="Times New Roman" w:cs="Times New Roman"/>
+                <w:i w:val="false"/>
+                <w:b w:val="false"/>
+                <w:u w:val="none"/>
+                <w:sz w:val="22"/>
+                <w:szCs w:val="22"/>
+                <w:color w:val="000000"/>
+              </w:rPr>
+            </w:pPr>
+            <w:r>
+              <w:rPr>
+                <w:rFonts w:ascii="Times New Roman" w:hAnsi="Times New Roman" w:eastAsia="Times New Roman" w:cs="Times New Roman"/>
+                <w:i w:val="false"/>
+                <w:b w:val="false"/>
+                <w:u w:val="none"/>
+                <w:sz w:val="22"/>
+                <w:szCs w:val="22"/>
+                <w:color w:val="000000"/>
+              </w:rPr>
+              <w:t xml:space="preserve">8.8 ± 6.1</w:t>
+            </w:r>
+          </w:p>
+        </w:tc>
       </w:tr>
       <w:tr>
         <w:trPr>
@@ -11651,6 +13029,59 @@
                 <w:color w:val="000000"/>
               </w:rPr>
               <w:t xml:space="preserve">Other|unknown</w:t>
+            </w:r>
+          </w:p>
+        </w:tc>
+        <w:tc>
+          <w:tcPr>
+            <w:tcBorders>
+              <w:bottom w:val="single" w:sz="6" w:space="0" w:color="000000"/>
+              <w:top w:val="none" w:sz="0" w:space="0" w:color="FFFFFF"/>
+              <w:left w:val="none" w:sz="0" w:space="0" w:color="FFFFFF"/>
+              <w:right w:val="none" w:sz="0" w:space="0" w:color="FFFFFF"/>
+            </w:tcBorders>
+            <w:shd w:val="clear" w:color="auto" w:fill="FFFFFF"/>
+            <w:tcMar>
+              <w:top w:w="0" w:type="dxa"/>
+              <w:bottom w:w="0" w:type="dxa"/>
+              <w:left w:w="0" w:type="dxa"/>
+              <w:right w:w="0" w:type="dxa"/>
+            </w:tcMar>
+            <w:vAlign w:val="center"/>
+          </w:tcPr>
+          <w:p>
+            <w:pPr>
+              <w:pStyle w:val="Normal"/>
+              <w:jc w:val="center"/>
+              <w:pBdr>
+                <w:bottom w:val="none" w:sz="0" w:space="0" w:color="000000"/>
+                <w:top w:val="none" w:sz="0" w:space="0" w:color="000000"/>
+                <w:left w:val="none" w:sz="0" w:space="0" w:color="000000"/>
+                <w:right w:val="none" w:sz="0" w:space="0" w:color="000000"/>
+              </w:pBdr>
+              <w:spacing w:after="2" w:before="2" w:line="240"/>
+              <w:ind w:left="2" w:right="2" w:firstLine="0" w:firstLineChars="0"/>
+              <w:rPr>
+                <w:rFonts w:ascii="Times New Roman" w:hAnsi="Times New Roman" w:eastAsia="Times New Roman" w:cs="Times New Roman"/>
+                <w:i w:val="false"/>
+                <w:b w:val="false"/>
+                <w:u w:val="none"/>
+                <w:sz w:val="22"/>
+                <w:szCs w:val="22"/>
+                <w:color w:val="000000"/>
+              </w:rPr>
+            </w:pPr>
+            <w:r>
+              <w:rPr>
+                <w:rFonts w:ascii="Times New Roman" w:hAnsi="Times New Roman" w:eastAsia="Times New Roman" w:cs="Times New Roman"/>
+                <w:i w:val="false"/>
+                <w:b w:val="false"/>
+                <w:u w:val="none"/>
+                <w:sz w:val="22"/>
+                <w:szCs w:val="22"/>
+                <w:color w:val="000000"/>
+              </w:rPr>
+              <w:t xml:space="preserve">11 ± 4.9</w:t>
             </w:r>
           </w:p>
         </w:tc>
